--- a/template.docx
+++ b/template.docx
@@ -77,7 +77,7 @@
           <w:rFonts w:ascii="TH SarabunIT๙" w:hAnsi="TH SarabunIT๙" w:cs="TH SarabunIT๙"/>
           <w:b/>
           <w:bCs/>
-          <w:sz w:val="32"/>
+          <w:sz w:val="40"/>
           <w:szCs w:val="40"/>
           <w:cs/>
         </w:rPr>
@@ -88,7 +88,7 @@
           <w:rFonts w:ascii="TH SarabunIT๙" w:hAnsi="TH SarabunIT๙" w:cs="TH SarabunIT๙"/>
           <w:b/>
           <w:bCs/>
-          <w:sz w:val="32"/>
+          <w:sz w:val="40"/>
           <w:szCs w:val="40"/>
         </w:rPr>
         <w:t xml:space="preserve">{{ </w:t>
@@ -99,7 +99,7 @@
           <w:rFonts w:ascii="TH SarabunIT๙" w:hAnsi="TH SarabunIT๙" w:cs="TH SarabunIT๙"/>
           <w:b/>
           <w:bCs/>
-          <w:sz w:val="32"/>
+          <w:sz w:val="40"/>
           <w:szCs w:val="40"/>
         </w:rPr>
         <w:t>suspect</w:t>
@@ -110,7 +110,7 @@
           <w:rFonts w:ascii="TH SarabunIT๙" w:hAnsi="TH SarabunIT๙" w:cs="TH SarabunIT๙"/>
           <w:b/>
           <w:bCs/>
-          <w:sz w:val="32"/>
+          <w:sz w:val="40"/>
           <w:szCs w:val="40"/>
         </w:rPr>
         <w:t>_</w:t>
@@ -121,7 +121,7 @@
           <w:rFonts w:ascii="TH SarabunIT๙" w:hAnsi="TH SarabunIT๙" w:cs="TH SarabunIT๙"/>
           <w:b/>
           <w:bCs/>
-          <w:sz w:val="32"/>
+          <w:sz w:val="40"/>
           <w:szCs w:val="40"/>
         </w:rPr>
         <w:t>name</w:t>
@@ -132,7 +132,7 @@
           <w:rFonts w:ascii="TH SarabunIT๙" w:hAnsi="TH SarabunIT๙" w:cs="TH SarabunIT๙"/>
           <w:b/>
           <w:bCs/>
-          <w:sz w:val="32"/>
+          <w:sz w:val="40"/>
           <w:szCs w:val="40"/>
         </w:rPr>
         <w:t xml:space="preserve"> }</w:t>
@@ -143,7 +143,7 @@
           <w:rFonts w:ascii="TH SarabunIT๙" w:hAnsi="TH SarabunIT๙" w:cs="TH SarabunIT๙"/>
           <w:b/>
           <w:bCs/>
-          <w:sz w:val="32"/>
+          <w:sz w:val="40"/>
           <w:szCs w:val="40"/>
         </w:rPr>
         <w:t>}</w:t>
@@ -153,7 +153,7 @@
           <w:rFonts w:ascii="TH SarabunIT๙" w:hAnsi="TH SarabunIT๙" w:cs="TH SarabunIT๙" w:hint="cs"/>
           <w:b/>
           <w:bCs/>
-          <w:sz w:val="32"/>
+          <w:sz w:val="40"/>
           <w:szCs w:val="40"/>
           <w:cs/>
         </w:rPr>
@@ -164,7 +164,7 @@
           <w:rFonts w:ascii="TH SarabunIT๙" w:hAnsi="TH SarabunIT๙" w:cs="TH SarabunIT๙" w:hint="cs"/>
           <w:b/>
           <w:bCs/>
-          <w:sz w:val="32"/>
+          <w:sz w:val="40"/>
           <w:szCs w:val="40"/>
           <w:cs/>
         </w:rPr>
@@ -176,7 +176,7 @@
           <w:rFonts w:ascii="TH SarabunIT๙" w:hAnsi="TH SarabunIT๙" w:cs="TH SarabunIT๙"/>
           <w:b/>
           <w:bCs/>
-          <w:sz w:val="32"/>
+          <w:sz w:val="40"/>
           <w:szCs w:val="40"/>
         </w:rPr>
         <w:t xml:space="preserve">{{ </w:t>
@@ -187,7 +187,7 @@
           <w:rFonts w:ascii="TH SarabunIT๙" w:hAnsi="TH SarabunIT๙" w:cs="TH SarabunIT๙"/>
           <w:b/>
           <w:bCs/>
-          <w:sz w:val="32"/>
+          <w:sz w:val="40"/>
           <w:szCs w:val="40"/>
         </w:rPr>
         <w:t>suspect</w:t>
@@ -198,7 +198,7 @@
           <w:rFonts w:ascii="TH SarabunIT๙" w:hAnsi="TH SarabunIT๙" w:cs="TH SarabunIT๙"/>
           <w:b/>
           <w:bCs/>
-          <w:sz w:val="32"/>
+          <w:sz w:val="40"/>
           <w:szCs w:val="40"/>
         </w:rPr>
         <w:t>_</w:t>
@@ -209,7 +209,7 @@
           <w:rFonts w:ascii="TH SarabunIT๙" w:hAnsi="TH SarabunIT๙" w:cs="TH SarabunIT๙"/>
           <w:b/>
           <w:bCs/>
-          <w:sz w:val="32"/>
+          <w:sz w:val="40"/>
           <w:szCs w:val="40"/>
         </w:rPr>
         <w:t>id</w:t>
@@ -220,7 +220,7 @@
           <w:rFonts w:ascii="TH SarabunIT๙" w:hAnsi="TH SarabunIT๙" w:cs="TH SarabunIT๙"/>
           <w:b/>
           <w:bCs/>
-          <w:sz w:val="32"/>
+          <w:sz w:val="40"/>
           <w:szCs w:val="40"/>
         </w:rPr>
         <w:t xml:space="preserve"> }</w:t>
@@ -231,7 +231,7 @@
           <w:rFonts w:ascii="TH SarabunIT๙" w:hAnsi="TH SarabunIT๙" w:cs="TH SarabunIT๙"/>
           <w:b/>
           <w:bCs/>
-          <w:sz w:val="32"/>
+          <w:sz w:val="40"/>
           <w:szCs w:val="40"/>
         </w:rPr>
         <w:t>}</w:t>
@@ -548,7 +548,7 @@
               <w:ind w:left="-106" w:firstLine="106"/>
               <w:jc w:val="center"/>
               <w:rPr>
-                <w:rFonts w:ascii="TH SarabunIT๙" w:hAnsi="TH SarabunIT๙" w:cs="TH SarabunIT๙" w:hint="cs"/>
+                <w:rFonts w:ascii="TH SarabunIT๙" w:hAnsi="TH SarabunIT๙" w:cs="TH SarabunIT๙"/>
                 <w:sz w:val="32"/>
                 <w:szCs w:val="32"/>
               </w:rPr>
@@ -972,7 +972,7 @@
       <w:pPr>
         <w:jc w:val="center"/>
         <w:rPr>
-          <w:rFonts w:ascii="TH SarabunIT๙" w:hAnsi="TH SarabunIT๙" w:cs="TH SarabunIT๙"/>
+          <w:rFonts w:ascii="TH SarabunIT๙" w:hAnsi="TH SarabunIT๙" w:cs="TH SarabunIT๙" w:hint="cs"/>
           <w:b/>
           <w:bCs/>
           <w:sz w:val="32"/>
@@ -1594,6 +1594,7 @@
   <w:style w:type="character" w:default="1" w:styleId="a0">
     <w:name w:val="Default Paragraph Font"/>
     <w:uiPriority w:val="1"/>
+    <w:semiHidden/>
     <w:unhideWhenUsed/>
   </w:style>
   <w:style w:type="table" w:default="1" w:styleId="a1">
